--- a/swh/docx/03.content.docx
+++ b/swh/docx/03.content.docx
@@ -163,13 +163,6 @@
         <w:rPr>
           <w:lang w:val="sw_KE" w:bidi="sw_KE"/>
         </w:rPr>
-      </w:r>
-      <w:r>
-        <w:rPr>
-          <w:i/>
-          <w:lang w:val="sw_KE" w:bidi="sw_KE"/>
-        </w:rPr>
-        <w:t>Mambo ya Walawi 1:1, Mambo Walawi 1:1–7:38, Mambo ya Walawi 1:2–3, Mambo ya Walawi 1:3, Mambo ya Walawi 1:3–17, Mambo ya Walawi 1:4, Mambo ya Walawi 1:5, Mambo ya Walawi 1:6, Mambo ya Walawi 1:8, Mambo ya Walawi 1:9, Mambo ya Walawi 1:10–13, Mambo ya Walawi 1:14–17, Mambo ya Walawi 1:17, Mambo ya Walawi 2:1, Mambo ya Walawi 2:1–16, Mambo ya Walawi 2:2, Mambo ya Walawi 2:3, Mambo ya Walawi 2:4, Mambo ya Walawi 2:5, Mambo ya Walawi 2:7, Mambo ya Walawi 2:11, Mambo ya Walawi 2:12, Mambo ya Walawi 2:13, Mambo ya Walawi 3:1, Mambo ya Walawi 3:1–17, Mambo ya Walawi 3:4, Mambo ya Walawi 3:5, Mambo ya Walawi 3:6–11, Mambo ya Walawi 3:9, Mambo ya Walawi 3:11, Mambo ya Walawi 3:12–16, Mambo ya Walawi 3:17, Mambo ya Walawi 4:1–5.13, Mambo ya Walawi 4:3, Mambo ya Walawi 4:3–21, Mambo ya Walawi 4:5–6, Mambo ya Walawi 4:7, Mambo ya Walawi 4:11–12, Mambo ya Walawi 4:15, Mambo ya Walawi 4:20, Mambo ya Walawi 4:22, Mambo ya Walawi 4:22–35, Mambo ya Walawi 4:23, Mambo ya Walawi 4:24, Kitabu cha Walawi 4:25, Mambo ya Walawi 4:27–35, Mambo ya Walawi 5:1, Mambo ya Walawi 5:1–6, Mambo ya Walawi 5:2, Mambo ya Walawi 5:3, Mambo ya Walawi 5:4, Mambo ya Walawi 5:5, Mambo ya Walawi 5:6, Mambo ya Walawi 5:7, Mambo ya Walawi 5:7–13, Mambo ya Walawi 5:11, Mambo ya Walawi 5:13, Mambo ya Walawi 5:14–6.7, Mambo ya Walawi 5:15, Mambo ya Walawi 5:16, Mambo ya Walawi 5:17–19, Mambo ya Walawi 6:2, Mambo ya Walawi 6:5, Mambo ya Walawi 6:7, Mambo ya Walawi 6:8–7.38, Mambo ya Walawi 6:10, Mambo ya Walawi 6:11, Mambo ya Walawi 6:12–13, Mambo ya Walawi 6:16, Mambo ya Walawi 6:17, Mambo ya Walawi 6:18, Mambo ya Walawi 6:19–23, Mambo ya Walawi 6:22, Mambo ya Walawi 6:23, Mambo ya Walawi 6:28, Mambo ya Walawi 6:30, Mambo ya Walawi 7:3–4, Mambo ya Walawi 7:12–15, Mambo ya Walawi 7:15, Mambo ya Walawi, Mambo ya Walawi 7:18, Mambo ya Walawi 7:19–21, Mambo ya Walawi 7:20–21, Mambo ya Walawi 7:22–27, Mambo ya Walawi 7:24, Mambo ya Walawi 7:26–27, Mambo ya Walawi 7:34, Mambo ya Walawi 7:36, Mambo ya Walawi 8:1–36, Mambo ya Walawi 8:2, Mambo ya Walawi 8:4, Mambo ya Walawi 8:6, Mambo ya Walawi 8:7, Mambo ya Walawi 8:8, Mambo ya Walawi 8:9, Mambo ya Walawi 8:10, Mambo ya Walawi 8:13, Mambo ya Walawi 8:14, Mambo ya Walawi 8:15, Mambo ya Walawi 8:18, Mambo ya Walawi 8:22, Mambo ya Walawi 8:23, Mambo ya Walawi 8:29, Mambo ya Walawi 8:30, Mambo ya Walawi 8:31, Mambo ya Walawi 8:34, Mambo ya Walawi 8:35, Mambo ya Walawi 9:1, Mambo ya Walawi 9:2–4, Mambo ya Walawi 9:6, Mambo ya Walawi 9:7, Mambo ya Walawi 9:9, Mambo ya Walawi 9:17, Walawi 9:22, Mambo ya Walawi 9:24, Walawi 10:1, Mambo ya Walawi 10:1–20, Mambo ya Walawi 10:2, Mambo ya Walawi 10:3, Mambo ya Walawi 10:4, Mambo ya Walawi 10:5, Mambo ya Walawi 10:6, Mambo ya Walawi 10:7, Mambo ya Walawi 10:8–10, Mambo ya Walawi 10:11, Mambo ya Walawi, Mambo ya Walawi 10:13–15, Mambo ya Walawi 10:16–17, Kitabu cha Walawi 10:19, Mambo ya Walawi 11:1–15.33, Mambo ya Walawi 11:2–3, Mambo ya Walawi 11:2–8, Mambo ya Walawi 11:5–6, Walawi 11:9, Mambo ya Walawi 11:10, Mambo ya Walawi 11:13–19, Mambo ya Walawi 11:21–22, Mambo ya Walawi 11:24–25, Mambo ya Walawi 11:29–31, Mambo ya Walawi 11:32–40, Mambo ya Walawi 11:36, Mambo ya Walawi 11:37–38, Mambo ya Walawi 11:39–40, Mambo ya Walawi 11:44–45, Mambo ya Walawi 11:45, Mambo ya Walawi 12:1–8, Mambo ya Walawi 12:2, Mambo ya Walawi 12:3, Mambo ya Walawi 12:4, Mambo ya Walawi 12:5, Mambo ya Walawi 12:6, Mambo ya Walawi 12:7, Mambo ya Walawi 12:8, Mambo ya Walawi 13:1–46, Mambo ya Walawi 13:1–14:57, Mambo ya Walawi 13:2, Mamabo ya Walawi 13:3, Mambo ya Walawi 13:4–5, Mambo ya Walawi 13:8, Mambo ya Walawi 13:10, Mambo ya Walawi 13:12–13, Mambo ya Walawi 13:24–25, Mambo ya Walawi 13:30, Mambo ya Walawi 13:38–39, Mambo ya Walawi 13:42, Mambo ya Walawi 13:45, Walawi 13:46, Walawi 13:47, Mambo ya Walawi 13:47–59, Mambo ya Walawi 14:1–32, Mambo ya Walawi 14:4, Mambo ya Walawi, Mambo ya Walawi 14:7, Mambo ya Walawi 14:12, Mambo ya Walawi 14:14, Mambo ya Walawi 14:15–17, Mambo ya Walawi 14:19, Mambo ya Walawi 14:20, Mambo ya Walawi 14:21–32, Mambo ya Walawi 14:33–53, Mambo ya Walawi 14:34, Mambo ya Walawi 14:36, Mambo ya Walawi 14:37, Mambo ya Walawi 14:54–57, Mambo ya Walawi 15:1–33, Mambo ya Walawi 15:2, Mambo ya Walawi 15:13–15, Mambo ya Walawi 15:16–17, Mambo ya Walawi 15:18, Mambo ya Walawi 15:19–23, Mambo ya Walawi 15:24, Mambo ya Walawi, Mambo ya Walawi 15:32–33, Mambo ya Walawi 16:1–34, Mambo ya Walawi 16:2, Mambo ya Walawi 16:4, Mambo ya Walawi 16:6, Mambo ya Walawi 16:8, Mambo ya Walawi 16:16, Mambo ya Walawi 16:23–24, Mambo ya Walawi 16:27, Mambo ya Walawi 16:29, Mambo ya Walawi 16:31, Mambo ya Walawi 17:1–26.46, Mambo ya Walawi 17:3–9, Mambo ya Walawi 17:4, Mambo ya Walawi 17:7, Mambo ya Walawi 17:11, Mambo ya Walawi 17:13, Mambo ya Walawi 17:15–16, Mambo ya Walawi 18:1–20:27, Walawi 18:2, Mambo ya Walawi 18:4–5, Mambo ya Walawi 18:6–7, Mambo ya Walawi 18:7, Mambo ya Walawi 18:7–8, Mambo ya Walawi 18:9, Mambo ya Walawi 18:12–13, Mambo ya Walawi 18:14, Mambo ya Walawi 18:15, Mambo ya Walawi 18:16, Walawi 18:17, Mambo ya Walawi 18:18, Mambo ya Walawi 18:20, Mambo ya Walawi 18:21, Mambo ya Walawi 18:22, Mambo ya Walawi 18:23, Mambo ya Walawi 18:24–25, Mambo ya Walawi 18:28, Mambo ya Walawi 19:2, Walawi 19:3, Mambo ya Walawi 19:9–10, Mambo ya Walawi 19:11, Mambo ya Walawi 19:12, Mambo ya Walawi 19:13, Mambo ya Walawi 19:14, Mambo ya Walawi 19:15, Mambo ya Walawi 19:16, Mambo ya Walawi 19:17, Mambo ya Walawi 19:18, Mambo ya Walawi 19:19, Mambo ya Walawi 19:20–22, Mambo ya Walawi 19:23–25, Mambo ya Walawi 19:26, Mambo ya Walawi 19:27, Mambo ya Walawi 19:28, Mambo ya Walawi 19:29, Mambo ya Walawi 19:30, Mambo ya Walawi 19:31, Mambo ya Walawi 19:32, Mambo ya Walawi 19:33–34, Mambo ya Walawi 19:35–36, Mambo ya Walawi 20:2, Mambo ya Walawi 20:9, Mambo ya Walawi 20:9–27, Mambo ya Walawi 20:10, Mambo ya Walawi 20:11, Mambo ya Walawi 20:17, Mambo ya Walawi 20:20–21, Mambo ya Walawi 20:24, Mambo ya Walawi 21:1–4, Mambo ya Walawi 21:1–22.33, Mambo ya Walawi 21:5, Mambo ya Walawi 21:6, Walawi 21:7, Mambo ya Walawi 21:10–15, Mambo ya Walawi 21:22, Mambo ya Walawi 22:2–6, Mambo ya Walawi 22:5, Walawi 22:9, Mambo ya Walawi 22:11, Mambo ya Walawi 22:14–16, Mambo ya Walawi 22:15, Mambo ya Walawi 22:18, Mambo ya Walawi 22:21, Mambo ya Walawi 22:23, Mambo ya Walawi 22:27, Mambo ya Walawi 22:28, Mambo ya Walawi 23:2, Mambo ya Walawi 23:5, Mambo ya Walawi 23:5–8, Mambo ya Walawi 23:6, Mambo ya Walawi 23:10–14, Mambo ya Walawi 23:11, Mambo ya Walawi 23:14, Mambo ya Walawi 23:15–21, Mambo ya Walawi 23:18, Mambo ya Walawi 23:24, Mambo ya Walawi 23:27, Mambo ya Walawi 23:29–30, Mambo ya Walawi 23:34–43, Mambo ya Walawi 23:39, Mambo ya Walawi 23:43, Mambo ya Walawi 24:5, Mambo ya Walawi 24:7, Mambo ya Walawi 24:10–23, Mambo ya Walawi 24:11, Mambo ya Walawi 24:14, Mambo ya Walawi 24:17, Mambo ya Walawi 24:20, Mambo ya Walawi 24:22, Mambo ya Walawi 25:1–55, Mambo ya Walawi 25:2–7, Mmabo ya Walawi 25:4, Mambo ya Walawi 25:8–17, Mambo ya Walawi 25:10, Mambo ya Walawi 25:11–12, Mambo ya Walawi 25:15–16, Mambo ya Walawi 25:23, Mambo ya Walawi 25:25, Mambo ya Walawi 25:29–31, Mambo ya Walawi 25:32–34, Mambo ya Walawi 25:35, Mambo ya Walawi 25:36–37, Mambo ya Walawi 25:38, Mambo ya Walawi 25:40, Mambo ya Walawi 25:42, Mambo ya Walawi 25:43, Mambo ya Walawi 25:44–46, Mambo ya Walawi 25:47–55, Walawi 26:1, Mambo ya Walawi 26:3, Mambo ya Walawi 26:3–39, Mambo ya Walawi 26:5, Mambo ya Walawi 26:7, Mambo ya Walawi 26:9, Mambo ya Walawi 26:12, Mambo ya Walawi 26:13, Mambo ya Walawi 26:14–39, Mambo ya Walawi 26:18, Mambo ya Walawi 26:19–20, Mambo ya Walawi 26:29, Mambo ya Walawi 26:30, Mambo ya Walawi 26:34, Mambo ya Walawi 26:36–39, Mambo ya Walawi 26:40–45, Mambo ya Walawi 26:41, Mambo ya Walawi 26:42, Mambo ya Walawi 27:1–34, Mambo ya Walawi 27:2, Mambo ya Walawi 27:3–7, Mambo ya Walawi 27:8, Mambo ya Walawi 27:9–10, Mambo ya Walawi 27:11–13, Mambo ya Walawi 27:14–15, Mambo ya Walawi 27:16–21, Mambo ya Walawi 27:21, Mambo ya Walawi 27:25, Mambo ya Walawi 27:26, Mambo ya Walawi 27:28, Mambo ya Walawi 27:29, Mambo ya Walawi 27:30, Mambo ya Walawi 27:31, Mambo ya Walawi 27:32, Mambo ya Walawi 27:34</w:t>
       </w:r>
       <w:r>
         <w:rPr>

--- a/swh/docx/03.content.docx
+++ b/swh/docx/03.content.docx
@@ -150,19 +150,6 @@
           <w:lang w:val="sw_KE" w:bidi="sw_KE"/>
         </w:rPr>
         <w:t>LEV</w:t>
-      </w:r>
-      <w:r>
-        <w:rPr>
-          <w:lang w:val="sw_KE" w:bidi="sw_KE"/>
-        </w:rPr>
-      </w:r>
-    </w:p>
-    <w:p>
-      <w:pPr/>
-      <w:r>
-        <w:rPr>
-          <w:lang w:val="sw_KE" w:bidi="sw_KE"/>
-        </w:rPr>
       </w:r>
       <w:r>
         <w:rPr>

--- a/swh/docx/03.content.docx
+++ b/swh/docx/03.content.docx
@@ -19,7 +19,7 @@
         <w:rPr>
           <w:lang w:val="sw_KE" w:bidi="sw_KE"/>
         </w:rPr>
-        <w:t>Resource: Maelezo ya Masomo (Tyndale)</w:t>
+        <w:t>Resource: Tyndale Open Study Notes</w:t>
       </w:r>
       <w:r>
         <w:rPr>
@@ -112,7 +112,7 @@
         <w:rPr>
           <w:lang w:val="sw_KE" w:bidi="sw_KE"/>
         </w:rPr>
-        <w:t>Maelezo ya Masomo (Tyndale)</w:t>
+        <w:t>Tyndale Open Study Notes</w:t>
       </w:r>
     </w:p>
     <w:p>

--- a/swh/docx/03.content.docx
+++ b/swh/docx/03.content.docx
@@ -19,7 +19,7 @@
         <w:rPr>
           <w:lang w:val="sw_KE" w:bidi="sw_KE"/>
         </w:rPr>
-        <w:t>Resource: Tyndale Open Study Notes</w:t>
+        <w:t>Resource: Aquifer Open Study Notes</w:t>
       </w:r>
       <w:r>
         <w:rPr>
@@ -112,7 +112,7 @@
         <w:rPr>
           <w:lang w:val="sw_KE" w:bidi="sw_KE"/>
         </w:rPr>
-        <w:t>Tyndale Open Study Notes</w:t>
+        <w:t>Aquifer Open Study Notes</w:t>
       </w:r>
     </w:p>
     <w:p>
